--- a/worksheets/NS_L8_PacketSniffers_Worksheet.docx
+++ b/worksheets/NS_L8_PacketSniffers_Worksheet.docx
@@ -522,7 +522,7 @@
                 <w:sz w:val="21"/>
                 <w:szCs w:val="21"/>
               </w:rPr>
-              <w:t xml:space="preserve">What do we mean by people as a weak point in secure systems?</w:t>
+              <w:t xml:space="preserve">You are working on a train and open your email over the free Wi-Fi. List everything that could go wrong, and what would prevent each one.</w:t>
             </w:r>
           </w:p>
           <w:tbl>
@@ -1305,6 +1305,218 @@
               </w:tc>
             </w:tr>
           </w:tbl>
+          <w:p>
+            <w:pPr>
+              <w:keepNext/>
+              <w:spacing w:after="60" w:before="120"/>
+            </w:pPr>
+            <w:r>
+              <w:rPr>
+                <w:rFonts w:ascii="Arial" w:cs="Arial" w:eastAsia="Arial" w:hAnsi="Arial"/>
+                <w:b/>
+                <w:bCs/>
+                <w:sz w:val="21"/>
+                <w:szCs w:val="21"/>
+              </w:rPr>
+              <w:t xml:space="preserve">What is data interception?</w:t>
+            </w:r>
+          </w:p>
+          <w:tbl>
+            <w:tblPr>
+              <w:tblW w:type="dxa" w:w="10026"/>
+              <w:tblBorders>
+                <w:top w:val="single" w:color="auto" w:sz="4"/>
+                <w:left w:val="single" w:color="auto" w:sz="4"/>
+                <w:bottom w:val="single" w:color="auto" w:sz="4"/>
+                <w:right w:val="single" w:color="auto" w:sz="4"/>
+                <w:insideH w:val="single" w:color="auto" w:sz="4"/>
+                <w:insideV w:val="single" w:color="auto" w:sz="4"/>
+              </w:tblBorders>
+            </w:tblPr>
+            <w:tblGrid>
+              <w:gridCol w:w="10026"/>
+            </w:tblGrid>
+            <w:tr>
+              <w:trPr>
+                <w:cantSplit/>
+                <w:trHeight w:val="460" w:hRule="exact"/>
+              </w:trPr>
+              <w:tc>
+                <w:tcPr>
+                  <w:tcW w:type="dxa" w:w="10026"/>
+                  <w:tcBorders>
+                    <w:top w:val="none" w:color="FFFFFF" w:sz="0"/>
+                    <w:left w:val="none" w:color="FFFFFF" w:sz="0"/>
+                    <w:bottom w:val="dotted" w:color="9AA8BC" w:sz="6"/>
+                    <w:right w:val="none" w:color="FFFFFF" w:sz="0"/>
+                  </w:tcBorders>
+                  <w:tcMar>
+                    <w:left w:type="dxa" w:w="0"/>
+                    <w:bottom w:type="dxa" w:w="20"/>
+                    <w:right w:type="dxa" w:w="0"/>
+                  </w:tcMar>
+                  <w:vAlign w:val="bottom"/>
+                </w:tcPr>
+                <w:p>
+                  <w:pPr>
+                    <w:spacing w:after="0" w:before="0"/>
+                  </w:pPr>
+                  <w:r>
+                    <w:rPr>
+                      <w:rFonts w:ascii="Arial" w:cs="Arial" w:eastAsia="Arial" w:hAnsi="Arial"/>
+                      <w:color w:val="5A6B85"/>
+                      <w:sz w:val="21"/>
+                      <w:szCs w:val="21"/>
+                    </w:rPr>
+                    <w:t xml:space="preserve"/>
+                  </w:r>
+                </w:p>
+              </w:tc>
+            </w:tr>
+            <w:tr>
+              <w:trPr>
+                <w:cantSplit/>
+                <w:trHeight w:val="460" w:hRule="exact"/>
+              </w:trPr>
+              <w:tc>
+                <w:tcPr>
+                  <w:tcW w:type="dxa" w:w="10026"/>
+                  <w:tcBorders>
+                    <w:top w:val="none" w:color="FFFFFF" w:sz="0"/>
+                    <w:left w:val="none" w:color="FFFFFF" w:sz="0"/>
+                    <w:bottom w:val="dotted" w:color="9AA8BC" w:sz="6"/>
+                    <w:right w:val="none" w:color="FFFFFF" w:sz="0"/>
+                  </w:tcBorders>
+                  <w:tcMar>
+                    <w:left w:type="dxa" w:w="0"/>
+                    <w:bottom w:type="dxa" w:w="20"/>
+                    <w:right w:type="dxa" w:w="0"/>
+                  </w:tcMar>
+                  <w:vAlign w:val="bottom"/>
+                </w:tcPr>
+                <w:p>
+                  <w:pPr>
+                    <w:spacing w:after="0" w:before="0"/>
+                  </w:pPr>
+                  <w:r>
+                    <w:rPr>
+                      <w:rFonts w:ascii="Arial" w:cs="Arial" w:eastAsia="Arial" w:hAnsi="Arial"/>
+                      <w:color w:val="5A6B85"/>
+                      <w:sz w:val="21"/>
+                      <w:szCs w:val="21"/>
+                    </w:rPr>
+                    <w:t xml:space="preserve"/>
+                  </w:r>
+                </w:p>
+              </w:tc>
+            </w:tr>
+          </w:tbl>
+          <w:p>
+            <w:pPr>
+              <w:keepNext/>
+              <w:spacing w:after="60" w:before="120"/>
+            </w:pPr>
+            <w:r>
+              <w:rPr>
+                <w:rFonts w:ascii="Arial" w:cs="Arial" w:eastAsia="Arial" w:hAnsi="Arial"/>
+                <w:b/>
+                <w:bCs/>
+                <w:sz w:val="21"/>
+                <w:szCs w:val="21"/>
+              </w:rPr>
+              <w:t xml:space="preserve">Which is an example of data theft rather than interception?</w:t>
+            </w:r>
+          </w:p>
+          <w:tbl>
+            <w:tblPr>
+              <w:tblW w:type="dxa" w:w="10026"/>
+              <w:tblBorders>
+                <w:top w:val="single" w:color="auto" w:sz="4"/>
+                <w:left w:val="single" w:color="auto" w:sz="4"/>
+                <w:bottom w:val="single" w:color="auto" w:sz="4"/>
+                <w:right w:val="single" w:color="auto" w:sz="4"/>
+                <w:insideH w:val="single" w:color="auto" w:sz="4"/>
+                <w:insideV w:val="single" w:color="auto" w:sz="4"/>
+              </w:tblBorders>
+            </w:tblPr>
+            <w:tblGrid>
+              <w:gridCol w:w="10026"/>
+            </w:tblGrid>
+            <w:tr>
+              <w:trPr>
+                <w:cantSplit/>
+                <w:trHeight w:val="460" w:hRule="exact"/>
+              </w:trPr>
+              <w:tc>
+                <w:tcPr>
+                  <w:tcW w:type="dxa" w:w="10026"/>
+                  <w:tcBorders>
+                    <w:top w:val="none" w:color="FFFFFF" w:sz="0"/>
+                    <w:left w:val="none" w:color="FFFFFF" w:sz="0"/>
+                    <w:bottom w:val="dotted" w:color="9AA8BC" w:sz="6"/>
+                    <w:right w:val="none" w:color="FFFFFF" w:sz="0"/>
+                  </w:tcBorders>
+                  <w:tcMar>
+                    <w:left w:type="dxa" w:w="0"/>
+                    <w:bottom w:type="dxa" w:w="20"/>
+                    <w:right w:type="dxa" w:w="0"/>
+                  </w:tcMar>
+                  <w:vAlign w:val="bottom"/>
+                </w:tcPr>
+                <w:p>
+                  <w:pPr>
+                    <w:spacing w:after="0" w:before="0"/>
+                  </w:pPr>
+                  <w:r>
+                    <w:rPr>
+                      <w:rFonts w:ascii="Arial" w:cs="Arial" w:eastAsia="Arial" w:hAnsi="Arial"/>
+                      <w:color w:val="5A6B85"/>
+                      <w:sz w:val="21"/>
+                      <w:szCs w:val="21"/>
+                    </w:rPr>
+                    <w:t xml:space="preserve"/>
+                  </w:r>
+                </w:p>
+              </w:tc>
+            </w:tr>
+            <w:tr>
+              <w:trPr>
+                <w:cantSplit/>
+                <w:trHeight w:val="460" w:hRule="exact"/>
+              </w:trPr>
+              <w:tc>
+                <w:tcPr>
+                  <w:tcW w:type="dxa" w:w="10026"/>
+                  <w:tcBorders>
+                    <w:top w:val="none" w:color="FFFFFF" w:sz="0"/>
+                    <w:left w:val="none" w:color="FFFFFF" w:sz="0"/>
+                    <w:bottom w:val="dotted" w:color="9AA8BC" w:sz="6"/>
+                    <w:right w:val="none" w:color="FFFFFF" w:sz="0"/>
+                  </w:tcBorders>
+                  <w:tcMar>
+                    <w:left w:type="dxa" w:w="0"/>
+                    <w:bottom w:type="dxa" w:w="20"/>
+                    <w:right w:type="dxa" w:w="0"/>
+                  </w:tcMar>
+                  <w:vAlign w:val="bottom"/>
+                </w:tcPr>
+                <w:p>
+                  <w:pPr>
+                    <w:spacing w:after="0" w:before="0"/>
+                  </w:pPr>
+                  <w:r>
+                    <w:rPr>
+                      <w:rFonts w:ascii="Arial" w:cs="Arial" w:eastAsia="Arial" w:hAnsi="Arial"/>
+                      <w:color w:val="5A6B85"/>
+                      <w:sz w:val="21"/>
+                      <w:szCs w:val="21"/>
+                    </w:rPr>
+                    <w:t xml:space="preserve"/>
+                  </w:r>
+                </w:p>
+              </w:tc>
+            </w:tr>
+          </w:tbl>
           <w:p/>
         </w:tc>
       </w:tr>
@@ -1496,6 +1708,218 @@
                 <w:szCs w:val="21"/>
               </w:rPr>
               <w:t xml:space="preserve">Name a piece of software or hardware used for packet sniffing.</w:t>
+            </w:r>
+          </w:p>
+          <w:tbl>
+            <w:tblPr>
+              <w:tblW w:type="dxa" w:w="10026"/>
+              <w:tblBorders>
+                <w:top w:val="single" w:color="auto" w:sz="4"/>
+                <w:left w:val="single" w:color="auto" w:sz="4"/>
+                <w:bottom w:val="single" w:color="auto" w:sz="4"/>
+                <w:right w:val="single" w:color="auto" w:sz="4"/>
+                <w:insideH w:val="single" w:color="auto" w:sz="4"/>
+                <w:insideV w:val="single" w:color="auto" w:sz="4"/>
+              </w:tblBorders>
+            </w:tblPr>
+            <w:tblGrid>
+              <w:gridCol w:w="10026"/>
+            </w:tblGrid>
+            <w:tr>
+              <w:trPr>
+                <w:cantSplit/>
+                <w:trHeight w:val="460" w:hRule="exact"/>
+              </w:trPr>
+              <w:tc>
+                <w:tcPr>
+                  <w:tcW w:type="dxa" w:w="10026"/>
+                  <w:tcBorders>
+                    <w:top w:val="none" w:color="FFFFFF" w:sz="0"/>
+                    <w:left w:val="none" w:color="FFFFFF" w:sz="0"/>
+                    <w:bottom w:val="dotted" w:color="9AA8BC" w:sz="6"/>
+                    <w:right w:val="none" w:color="FFFFFF" w:sz="0"/>
+                  </w:tcBorders>
+                  <w:tcMar>
+                    <w:left w:type="dxa" w:w="0"/>
+                    <w:bottom w:type="dxa" w:w="20"/>
+                    <w:right w:type="dxa" w:w="0"/>
+                  </w:tcMar>
+                  <w:vAlign w:val="bottom"/>
+                </w:tcPr>
+                <w:p>
+                  <w:pPr>
+                    <w:spacing w:after="0" w:before="0"/>
+                  </w:pPr>
+                  <w:r>
+                    <w:rPr>
+                      <w:rFonts w:ascii="Arial" w:cs="Arial" w:eastAsia="Arial" w:hAnsi="Arial"/>
+                      <w:color w:val="5A6B85"/>
+                      <w:sz w:val="21"/>
+                      <w:szCs w:val="21"/>
+                    </w:rPr>
+                    <w:t xml:space="preserve"/>
+                  </w:r>
+                </w:p>
+              </w:tc>
+            </w:tr>
+            <w:tr>
+              <w:trPr>
+                <w:cantSplit/>
+                <w:trHeight w:val="460" w:hRule="exact"/>
+              </w:trPr>
+              <w:tc>
+                <w:tcPr>
+                  <w:tcW w:type="dxa" w:w="10026"/>
+                  <w:tcBorders>
+                    <w:top w:val="none" w:color="FFFFFF" w:sz="0"/>
+                    <w:left w:val="none" w:color="FFFFFF" w:sz="0"/>
+                    <w:bottom w:val="dotted" w:color="9AA8BC" w:sz="6"/>
+                    <w:right w:val="none" w:color="FFFFFF" w:sz="0"/>
+                  </w:tcBorders>
+                  <w:tcMar>
+                    <w:left w:type="dxa" w:w="0"/>
+                    <w:bottom w:type="dxa" w:w="20"/>
+                    <w:right w:type="dxa" w:w="0"/>
+                  </w:tcMar>
+                  <w:vAlign w:val="bottom"/>
+                </w:tcPr>
+                <w:p>
+                  <w:pPr>
+                    <w:spacing w:after="0" w:before="0"/>
+                  </w:pPr>
+                  <w:r>
+                    <w:rPr>
+                      <w:rFonts w:ascii="Arial" w:cs="Arial" w:eastAsia="Arial" w:hAnsi="Arial"/>
+                      <w:color w:val="5A6B85"/>
+                      <w:sz w:val="21"/>
+                      <w:szCs w:val="21"/>
+                    </w:rPr>
+                    <w:t xml:space="preserve"/>
+                  </w:r>
+                </w:p>
+              </w:tc>
+            </w:tr>
+          </w:tbl>
+          <w:p>
+            <w:pPr>
+              <w:keepNext/>
+              <w:spacing w:after="60" w:before="120"/>
+            </w:pPr>
+            <w:r>
+              <w:rPr>
+                <w:rFonts w:ascii="Arial" w:cs="Arial" w:eastAsia="Arial" w:hAnsi="Arial"/>
+                <w:b/>
+                <w:bCs/>
+                <w:sz w:val="21"/>
+                <w:szCs w:val="21"/>
+              </w:rPr>
+              <w:t xml:space="preserve">What does packet sniffer software do?</w:t>
+            </w:r>
+          </w:p>
+          <w:tbl>
+            <w:tblPr>
+              <w:tblW w:type="dxa" w:w="10026"/>
+              <w:tblBorders>
+                <w:top w:val="single" w:color="auto" w:sz="4"/>
+                <w:left w:val="single" w:color="auto" w:sz="4"/>
+                <w:bottom w:val="single" w:color="auto" w:sz="4"/>
+                <w:right w:val="single" w:color="auto" w:sz="4"/>
+                <w:insideH w:val="single" w:color="auto" w:sz="4"/>
+                <w:insideV w:val="single" w:color="auto" w:sz="4"/>
+              </w:tblBorders>
+            </w:tblPr>
+            <w:tblGrid>
+              <w:gridCol w:w="10026"/>
+            </w:tblGrid>
+            <w:tr>
+              <w:trPr>
+                <w:cantSplit/>
+                <w:trHeight w:val="460" w:hRule="exact"/>
+              </w:trPr>
+              <w:tc>
+                <w:tcPr>
+                  <w:tcW w:type="dxa" w:w="10026"/>
+                  <w:tcBorders>
+                    <w:top w:val="none" w:color="FFFFFF" w:sz="0"/>
+                    <w:left w:val="none" w:color="FFFFFF" w:sz="0"/>
+                    <w:bottom w:val="dotted" w:color="9AA8BC" w:sz="6"/>
+                    <w:right w:val="none" w:color="FFFFFF" w:sz="0"/>
+                  </w:tcBorders>
+                  <w:tcMar>
+                    <w:left w:type="dxa" w:w="0"/>
+                    <w:bottom w:type="dxa" w:w="20"/>
+                    <w:right w:type="dxa" w:w="0"/>
+                  </w:tcMar>
+                  <w:vAlign w:val="bottom"/>
+                </w:tcPr>
+                <w:p>
+                  <w:pPr>
+                    <w:spacing w:after="0" w:before="0"/>
+                  </w:pPr>
+                  <w:r>
+                    <w:rPr>
+                      <w:rFonts w:ascii="Arial" w:cs="Arial" w:eastAsia="Arial" w:hAnsi="Arial"/>
+                      <w:color w:val="5A6B85"/>
+                      <w:sz w:val="21"/>
+                      <w:szCs w:val="21"/>
+                    </w:rPr>
+                    <w:t xml:space="preserve"/>
+                  </w:r>
+                </w:p>
+              </w:tc>
+            </w:tr>
+            <w:tr>
+              <w:trPr>
+                <w:cantSplit/>
+                <w:trHeight w:val="460" w:hRule="exact"/>
+              </w:trPr>
+              <w:tc>
+                <w:tcPr>
+                  <w:tcW w:type="dxa" w:w="10026"/>
+                  <w:tcBorders>
+                    <w:top w:val="none" w:color="FFFFFF" w:sz="0"/>
+                    <w:left w:val="none" w:color="FFFFFF" w:sz="0"/>
+                    <w:bottom w:val="dotted" w:color="9AA8BC" w:sz="6"/>
+                    <w:right w:val="none" w:color="FFFFFF" w:sz="0"/>
+                  </w:tcBorders>
+                  <w:tcMar>
+                    <w:left w:type="dxa" w:w="0"/>
+                    <w:bottom w:type="dxa" w:w="20"/>
+                    <w:right w:type="dxa" w:w="0"/>
+                  </w:tcMar>
+                  <w:vAlign w:val="bottom"/>
+                </w:tcPr>
+                <w:p>
+                  <w:pPr>
+                    <w:spacing w:after="0" w:before="0"/>
+                  </w:pPr>
+                  <w:r>
+                    <w:rPr>
+                      <w:rFonts w:ascii="Arial" w:cs="Arial" w:eastAsia="Arial" w:hAnsi="Arial"/>
+                      <w:color w:val="5A6B85"/>
+                      <w:sz w:val="21"/>
+                      <w:szCs w:val="21"/>
+                    </w:rPr>
+                    <w:t xml:space="preserve"/>
+                  </w:r>
+                </w:p>
+              </w:tc>
+            </w:tr>
+          </w:tbl>
+          <w:p>
+            <w:pPr>
+              <w:keepNext/>
+              <w:spacing w:after="60" w:before="120"/>
+            </w:pPr>
+            <w:r>
+              <w:rPr>
+                <w:rFonts w:ascii="Arial" w:cs="Arial" w:eastAsia="Arial" w:hAnsi="Arial"/>
+                <w:b/>
+                <w:bCs/>
+                <w:sz w:val="21"/>
+                <w:szCs w:val="21"/>
+              </w:rPr>
+              <w:t xml:space="preserve">Why is free public Wi-Fi risky?</w:t>
             </w:r>
           </w:p>
           <w:tbl>
@@ -1871,6 +2295,218 @@
               </w:tc>
             </w:tr>
           </w:tbl>
+          <w:p>
+            <w:pPr>
+              <w:keepNext/>
+              <w:spacing w:after="60" w:before="120"/>
+            </w:pPr>
+            <w:r>
+              <w:rPr>
+                <w:rFonts w:ascii="Arial" w:cs="Arial" w:eastAsia="Arial" w:hAnsi="Arial"/>
+                <w:b/>
+                <w:bCs/>
+                <w:sz w:val="21"/>
+                <w:szCs w:val="21"/>
+              </w:rPr>
+              <w:t xml:space="preserve">In a man-in-the-middle attack, what does the attacker do?</w:t>
+            </w:r>
+          </w:p>
+          <w:tbl>
+            <w:tblPr>
+              <w:tblW w:type="dxa" w:w="10026"/>
+              <w:tblBorders>
+                <w:top w:val="single" w:color="auto" w:sz="4"/>
+                <w:left w:val="single" w:color="auto" w:sz="4"/>
+                <w:bottom w:val="single" w:color="auto" w:sz="4"/>
+                <w:right w:val="single" w:color="auto" w:sz="4"/>
+                <w:insideH w:val="single" w:color="auto" w:sz="4"/>
+                <w:insideV w:val="single" w:color="auto" w:sz="4"/>
+              </w:tblBorders>
+            </w:tblPr>
+            <w:tblGrid>
+              <w:gridCol w:w="10026"/>
+            </w:tblGrid>
+            <w:tr>
+              <w:trPr>
+                <w:cantSplit/>
+                <w:trHeight w:val="460" w:hRule="exact"/>
+              </w:trPr>
+              <w:tc>
+                <w:tcPr>
+                  <w:tcW w:type="dxa" w:w="10026"/>
+                  <w:tcBorders>
+                    <w:top w:val="none" w:color="FFFFFF" w:sz="0"/>
+                    <w:left w:val="none" w:color="FFFFFF" w:sz="0"/>
+                    <w:bottom w:val="dotted" w:color="9AA8BC" w:sz="6"/>
+                    <w:right w:val="none" w:color="FFFFFF" w:sz="0"/>
+                  </w:tcBorders>
+                  <w:tcMar>
+                    <w:left w:type="dxa" w:w="0"/>
+                    <w:bottom w:type="dxa" w:w="20"/>
+                    <w:right w:type="dxa" w:w="0"/>
+                  </w:tcMar>
+                  <w:vAlign w:val="bottom"/>
+                </w:tcPr>
+                <w:p>
+                  <w:pPr>
+                    <w:spacing w:after="0" w:before="0"/>
+                  </w:pPr>
+                  <w:r>
+                    <w:rPr>
+                      <w:rFonts w:ascii="Arial" w:cs="Arial" w:eastAsia="Arial" w:hAnsi="Arial"/>
+                      <w:color w:val="5A6B85"/>
+                      <w:sz w:val="21"/>
+                      <w:szCs w:val="21"/>
+                    </w:rPr>
+                    <w:t xml:space="preserve"/>
+                  </w:r>
+                </w:p>
+              </w:tc>
+            </w:tr>
+            <w:tr>
+              <w:trPr>
+                <w:cantSplit/>
+                <w:trHeight w:val="460" w:hRule="exact"/>
+              </w:trPr>
+              <w:tc>
+                <w:tcPr>
+                  <w:tcW w:type="dxa" w:w="10026"/>
+                  <w:tcBorders>
+                    <w:top w:val="none" w:color="FFFFFF" w:sz="0"/>
+                    <w:left w:val="none" w:color="FFFFFF" w:sz="0"/>
+                    <w:bottom w:val="dotted" w:color="9AA8BC" w:sz="6"/>
+                    <w:right w:val="none" w:color="FFFFFF" w:sz="0"/>
+                  </w:tcBorders>
+                  <w:tcMar>
+                    <w:left w:type="dxa" w:w="0"/>
+                    <w:bottom w:type="dxa" w:w="20"/>
+                    <w:right w:type="dxa" w:w="0"/>
+                  </w:tcMar>
+                  <w:vAlign w:val="bottom"/>
+                </w:tcPr>
+                <w:p>
+                  <w:pPr>
+                    <w:spacing w:after="0" w:before="0"/>
+                  </w:pPr>
+                  <w:r>
+                    <w:rPr>
+                      <w:rFonts w:ascii="Arial" w:cs="Arial" w:eastAsia="Arial" w:hAnsi="Arial"/>
+                      <w:color w:val="5A6B85"/>
+                      <w:sz w:val="21"/>
+                      <w:szCs w:val="21"/>
+                    </w:rPr>
+                    <w:t xml:space="preserve"/>
+                  </w:r>
+                </w:p>
+              </w:tc>
+            </w:tr>
+          </w:tbl>
+          <w:p>
+            <w:pPr>
+              <w:keepNext/>
+              <w:spacing w:after="60" w:before="120"/>
+            </w:pPr>
+            <w:r>
+              <w:rPr>
+                <w:rFonts w:ascii="Arial" w:cs="Arial" w:eastAsia="Arial" w:hAnsi="Arial"/>
+                <w:b/>
+                <w:bCs/>
+                <w:sz w:val="21"/>
+                <w:szCs w:val="21"/>
+              </w:rPr>
+              <w:t xml:space="preserve">Which warning sign might suggest a fake hotspot?</w:t>
+            </w:r>
+          </w:p>
+          <w:tbl>
+            <w:tblPr>
+              <w:tblW w:type="dxa" w:w="10026"/>
+              <w:tblBorders>
+                <w:top w:val="single" w:color="auto" w:sz="4"/>
+                <w:left w:val="single" w:color="auto" w:sz="4"/>
+                <w:bottom w:val="single" w:color="auto" w:sz="4"/>
+                <w:right w:val="single" w:color="auto" w:sz="4"/>
+                <w:insideH w:val="single" w:color="auto" w:sz="4"/>
+                <w:insideV w:val="single" w:color="auto" w:sz="4"/>
+              </w:tblBorders>
+            </w:tblPr>
+            <w:tblGrid>
+              <w:gridCol w:w="10026"/>
+            </w:tblGrid>
+            <w:tr>
+              <w:trPr>
+                <w:cantSplit/>
+                <w:trHeight w:val="460" w:hRule="exact"/>
+              </w:trPr>
+              <w:tc>
+                <w:tcPr>
+                  <w:tcW w:type="dxa" w:w="10026"/>
+                  <w:tcBorders>
+                    <w:top w:val="none" w:color="FFFFFF" w:sz="0"/>
+                    <w:left w:val="none" w:color="FFFFFF" w:sz="0"/>
+                    <w:bottom w:val="dotted" w:color="9AA8BC" w:sz="6"/>
+                    <w:right w:val="none" w:color="FFFFFF" w:sz="0"/>
+                  </w:tcBorders>
+                  <w:tcMar>
+                    <w:left w:type="dxa" w:w="0"/>
+                    <w:bottom w:type="dxa" w:w="20"/>
+                    <w:right w:type="dxa" w:w="0"/>
+                  </w:tcMar>
+                  <w:vAlign w:val="bottom"/>
+                </w:tcPr>
+                <w:p>
+                  <w:pPr>
+                    <w:spacing w:after="0" w:before="0"/>
+                  </w:pPr>
+                  <w:r>
+                    <w:rPr>
+                      <w:rFonts w:ascii="Arial" w:cs="Arial" w:eastAsia="Arial" w:hAnsi="Arial"/>
+                      <w:color w:val="5A6B85"/>
+                      <w:sz w:val="21"/>
+                      <w:szCs w:val="21"/>
+                    </w:rPr>
+                    <w:t xml:space="preserve"/>
+                  </w:r>
+                </w:p>
+              </w:tc>
+            </w:tr>
+            <w:tr>
+              <w:trPr>
+                <w:cantSplit/>
+                <w:trHeight w:val="460" w:hRule="exact"/>
+              </w:trPr>
+              <w:tc>
+                <w:tcPr>
+                  <w:tcW w:type="dxa" w:w="10026"/>
+                  <w:tcBorders>
+                    <w:top w:val="none" w:color="FFFFFF" w:sz="0"/>
+                    <w:left w:val="none" w:color="FFFFFF" w:sz="0"/>
+                    <w:bottom w:val="dotted" w:color="9AA8BC" w:sz="6"/>
+                    <w:right w:val="none" w:color="FFFFFF" w:sz="0"/>
+                  </w:tcBorders>
+                  <w:tcMar>
+                    <w:left w:type="dxa" w:w="0"/>
+                    <w:bottom w:type="dxa" w:w="20"/>
+                    <w:right w:type="dxa" w:w="0"/>
+                  </w:tcMar>
+                  <w:vAlign w:val="bottom"/>
+                </w:tcPr>
+                <w:p>
+                  <w:pPr>
+                    <w:spacing w:after="0" w:before="0"/>
+                  </w:pPr>
+                  <w:r>
+                    <w:rPr>
+                      <w:rFonts w:ascii="Arial" w:cs="Arial" w:eastAsia="Arial" w:hAnsi="Arial"/>
+                      <w:color w:val="5A6B85"/>
+                      <w:sz w:val="21"/>
+                      <w:szCs w:val="21"/>
+                    </w:rPr>
+                    <w:t xml:space="preserve"/>
+                  </w:r>
+                </w:p>
+              </w:tc>
+            </w:tr>
+          </w:tbl>
           <w:p/>
         </w:tc>
       </w:tr>
@@ -2062,6 +2698,218 @@
                 <w:szCs w:val="21"/>
               </w:rPr>
               <w:t xml:space="preserve">What could someone do with an intercepted school login?</w:t>
+            </w:r>
+          </w:p>
+          <w:tbl>
+            <w:tblPr>
+              <w:tblW w:type="dxa" w:w="10026"/>
+              <w:tblBorders>
+                <w:top w:val="single" w:color="auto" w:sz="4"/>
+                <w:left w:val="single" w:color="auto" w:sz="4"/>
+                <w:bottom w:val="single" w:color="auto" w:sz="4"/>
+                <w:right w:val="single" w:color="auto" w:sz="4"/>
+                <w:insideH w:val="single" w:color="auto" w:sz="4"/>
+                <w:insideV w:val="single" w:color="auto" w:sz="4"/>
+              </w:tblBorders>
+            </w:tblPr>
+            <w:tblGrid>
+              <w:gridCol w:w="10026"/>
+            </w:tblGrid>
+            <w:tr>
+              <w:trPr>
+                <w:cantSplit/>
+                <w:trHeight w:val="460" w:hRule="exact"/>
+              </w:trPr>
+              <w:tc>
+                <w:tcPr>
+                  <w:tcW w:type="dxa" w:w="10026"/>
+                  <w:tcBorders>
+                    <w:top w:val="none" w:color="FFFFFF" w:sz="0"/>
+                    <w:left w:val="none" w:color="FFFFFF" w:sz="0"/>
+                    <w:bottom w:val="dotted" w:color="9AA8BC" w:sz="6"/>
+                    <w:right w:val="none" w:color="FFFFFF" w:sz="0"/>
+                  </w:tcBorders>
+                  <w:tcMar>
+                    <w:left w:type="dxa" w:w="0"/>
+                    <w:bottom w:type="dxa" w:w="20"/>
+                    <w:right w:type="dxa" w:w="0"/>
+                  </w:tcMar>
+                  <w:vAlign w:val="bottom"/>
+                </w:tcPr>
+                <w:p>
+                  <w:pPr>
+                    <w:spacing w:after="0" w:before="0"/>
+                  </w:pPr>
+                  <w:r>
+                    <w:rPr>
+                      <w:rFonts w:ascii="Arial" w:cs="Arial" w:eastAsia="Arial" w:hAnsi="Arial"/>
+                      <w:color w:val="5A6B85"/>
+                      <w:sz w:val="21"/>
+                      <w:szCs w:val="21"/>
+                    </w:rPr>
+                    <w:t xml:space="preserve"/>
+                  </w:r>
+                </w:p>
+              </w:tc>
+            </w:tr>
+            <w:tr>
+              <w:trPr>
+                <w:cantSplit/>
+                <w:trHeight w:val="460" w:hRule="exact"/>
+              </w:trPr>
+              <w:tc>
+                <w:tcPr>
+                  <w:tcW w:type="dxa" w:w="10026"/>
+                  <w:tcBorders>
+                    <w:top w:val="none" w:color="FFFFFF" w:sz="0"/>
+                    <w:left w:val="none" w:color="FFFFFF" w:sz="0"/>
+                    <w:bottom w:val="dotted" w:color="9AA8BC" w:sz="6"/>
+                    <w:right w:val="none" w:color="FFFFFF" w:sz="0"/>
+                  </w:tcBorders>
+                  <w:tcMar>
+                    <w:left w:type="dxa" w:w="0"/>
+                    <w:bottom w:type="dxa" w:w="20"/>
+                    <w:right w:type="dxa" w:w="0"/>
+                  </w:tcMar>
+                  <w:vAlign w:val="bottom"/>
+                </w:tcPr>
+                <w:p>
+                  <w:pPr>
+                    <w:spacing w:after="0" w:before="0"/>
+                  </w:pPr>
+                  <w:r>
+                    <w:rPr>
+                      <w:rFonts w:ascii="Arial" w:cs="Arial" w:eastAsia="Arial" w:hAnsi="Arial"/>
+                      <w:color w:val="5A6B85"/>
+                      <w:sz w:val="21"/>
+                      <w:szCs w:val="21"/>
+                    </w:rPr>
+                    <w:t xml:space="preserve"/>
+                  </w:r>
+                </w:p>
+              </w:tc>
+            </w:tr>
+          </w:tbl>
+          <w:p>
+            <w:pPr>
+              <w:keepNext/>
+              <w:spacing w:after="60" w:before="120"/>
+            </w:pPr>
+            <w:r>
+              <w:rPr>
+                <w:rFonts w:ascii="Arial" w:cs="Arial" w:eastAsia="Arial" w:hAnsi="Arial"/>
+                <w:b/>
+                <w:bCs/>
+                <w:sz w:val="21"/>
+                <w:szCs w:val="21"/>
+              </w:rPr>
+              <w:t xml:space="preserve">Why is intercepted data valuable to criminals?</w:t>
+            </w:r>
+          </w:p>
+          <w:tbl>
+            <w:tblPr>
+              <w:tblW w:type="dxa" w:w="10026"/>
+              <w:tblBorders>
+                <w:top w:val="single" w:color="auto" w:sz="4"/>
+                <w:left w:val="single" w:color="auto" w:sz="4"/>
+                <w:bottom w:val="single" w:color="auto" w:sz="4"/>
+                <w:right w:val="single" w:color="auto" w:sz="4"/>
+                <w:insideH w:val="single" w:color="auto" w:sz="4"/>
+                <w:insideV w:val="single" w:color="auto" w:sz="4"/>
+              </w:tblBorders>
+            </w:tblPr>
+            <w:tblGrid>
+              <w:gridCol w:w="10026"/>
+            </w:tblGrid>
+            <w:tr>
+              <w:trPr>
+                <w:cantSplit/>
+                <w:trHeight w:val="460" w:hRule="exact"/>
+              </w:trPr>
+              <w:tc>
+                <w:tcPr>
+                  <w:tcW w:type="dxa" w:w="10026"/>
+                  <w:tcBorders>
+                    <w:top w:val="none" w:color="FFFFFF" w:sz="0"/>
+                    <w:left w:val="none" w:color="FFFFFF" w:sz="0"/>
+                    <w:bottom w:val="dotted" w:color="9AA8BC" w:sz="6"/>
+                    <w:right w:val="none" w:color="FFFFFF" w:sz="0"/>
+                  </w:tcBorders>
+                  <w:tcMar>
+                    <w:left w:type="dxa" w:w="0"/>
+                    <w:bottom w:type="dxa" w:w="20"/>
+                    <w:right w:type="dxa" w:w="0"/>
+                  </w:tcMar>
+                  <w:vAlign w:val="bottom"/>
+                </w:tcPr>
+                <w:p>
+                  <w:pPr>
+                    <w:spacing w:after="0" w:before="0"/>
+                  </w:pPr>
+                  <w:r>
+                    <w:rPr>
+                      <w:rFonts w:ascii="Arial" w:cs="Arial" w:eastAsia="Arial" w:hAnsi="Arial"/>
+                      <w:color w:val="5A6B85"/>
+                      <w:sz w:val="21"/>
+                      <w:szCs w:val="21"/>
+                    </w:rPr>
+                    <w:t xml:space="preserve"/>
+                  </w:r>
+                </w:p>
+              </w:tc>
+            </w:tr>
+            <w:tr>
+              <w:trPr>
+                <w:cantSplit/>
+                <w:trHeight w:val="460" w:hRule="exact"/>
+              </w:trPr>
+              <w:tc>
+                <w:tcPr>
+                  <w:tcW w:type="dxa" w:w="10026"/>
+                  <w:tcBorders>
+                    <w:top w:val="none" w:color="FFFFFF" w:sz="0"/>
+                    <w:left w:val="none" w:color="FFFFFF" w:sz="0"/>
+                    <w:bottom w:val="dotted" w:color="9AA8BC" w:sz="6"/>
+                    <w:right w:val="none" w:color="FFFFFF" w:sz="0"/>
+                  </w:tcBorders>
+                  <w:tcMar>
+                    <w:left w:type="dxa" w:w="0"/>
+                    <w:bottom w:type="dxa" w:w="20"/>
+                    <w:right w:type="dxa" w:w="0"/>
+                  </w:tcMar>
+                  <w:vAlign w:val="bottom"/>
+                </w:tcPr>
+                <w:p>
+                  <w:pPr>
+                    <w:spacing w:after="0" w:before="0"/>
+                  </w:pPr>
+                  <w:r>
+                    <w:rPr>
+                      <w:rFonts w:ascii="Arial" w:cs="Arial" w:eastAsia="Arial" w:hAnsi="Arial"/>
+                      <w:color w:val="5A6B85"/>
+                      <w:sz w:val="21"/>
+                      <w:szCs w:val="21"/>
+                    </w:rPr>
+                    <w:t xml:space="preserve"/>
+                  </w:r>
+                </w:p>
+              </w:tc>
+            </w:tr>
+          </w:tbl>
+          <w:p>
+            <w:pPr>
+              <w:keepNext/>
+              <w:spacing w:after="60" w:before="120"/>
+            </w:pPr>
+            <w:r>
+              <w:rPr>
+                <w:rFonts w:ascii="Arial" w:cs="Arial" w:eastAsia="Arial" w:hAnsi="Arial"/>
+                <w:b/>
+                <w:bCs/>
+                <w:sz w:val="21"/>
+                <w:szCs w:val="21"/>
+              </w:rPr>
+              <w:t xml:space="preserve">Which everyday habit most increases the risk of data theft?</w:t>
             </w:r>
           </w:p>
           <w:tbl>
@@ -2437,6 +3285,218 @@
               </w:tc>
             </w:tr>
           </w:tbl>
+          <w:p>
+            <w:pPr>
+              <w:keepNext/>
+              <w:spacing w:after="60" w:before="120"/>
+            </w:pPr>
+            <w:r>
+              <w:rPr>
+                <w:rFonts w:ascii="Arial" w:cs="Arial" w:eastAsia="Arial" w:hAnsi="Arial"/>
+                <w:b/>
+                <w:bCs/>
+                <w:sz w:val="21"/>
+                <w:szCs w:val="21"/>
+              </w:rPr>
+              <w:t xml:space="preserve">How does encryption protect data in transit?</w:t>
+            </w:r>
+          </w:p>
+          <w:tbl>
+            <w:tblPr>
+              <w:tblW w:type="dxa" w:w="10026"/>
+              <w:tblBorders>
+                <w:top w:val="single" w:color="auto" w:sz="4"/>
+                <w:left w:val="single" w:color="auto" w:sz="4"/>
+                <w:bottom w:val="single" w:color="auto" w:sz="4"/>
+                <w:right w:val="single" w:color="auto" w:sz="4"/>
+                <w:insideH w:val="single" w:color="auto" w:sz="4"/>
+                <w:insideV w:val="single" w:color="auto" w:sz="4"/>
+              </w:tblBorders>
+            </w:tblPr>
+            <w:tblGrid>
+              <w:gridCol w:w="10026"/>
+            </w:tblGrid>
+            <w:tr>
+              <w:trPr>
+                <w:cantSplit/>
+                <w:trHeight w:val="460" w:hRule="exact"/>
+              </w:trPr>
+              <w:tc>
+                <w:tcPr>
+                  <w:tcW w:type="dxa" w:w="10026"/>
+                  <w:tcBorders>
+                    <w:top w:val="none" w:color="FFFFFF" w:sz="0"/>
+                    <w:left w:val="none" w:color="FFFFFF" w:sz="0"/>
+                    <w:bottom w:val="dotted" w:color="9AA8BC" w:sz="6"/>
+                    <w:right w:val="none" w:color="FFFFFF" w:sz="0"/>
+                  </w:tcBorders>
+                  <w:tcMar>
+                    <w:left w:type="dxa" w:w="0"/>
+                    <w:bottom w:type="dxa" w:w="20"/>
+                    <w:right w:type="dxa" w:w="0"/>
+                  </w:tcMar>
+                  <w:vAlign w:val="bottom"/>
+                </w:tcPr>
+                <w:p>
+                  <w:pPr>
+                    <w:spacing w:after="0" w:before="0"/>
+                  </w:pPr>
+                  <w:r>
+                    <w:rPr>
+                      <w:rFonts w:ascii="Arial" w:cs="Arial" w:eastAsia="Arial" w:hAnsi="Arial"/>
+                      <w:color w:val="5A6B85"/>
+                      <w:sz w:val="21"/>
+                      <w:szCs w:val="21"/>
+                    </w:rPr>
+                    <w:t xml:space="preserve"/>
+                  </w:r>
+                </w:p>
+              </w:tc>
+            </w:tr>
+            <w:tr>
+              <w:trPr>
+                <w:cantSplit/>
+                <w:trHeight w:val="460" w:hRule="exact"/>
+              </w:trPr>
+              <w:tc>
+                <w:tcPr>
+                  <w:tcW w:type="dxa" w:w="10026"/>
+                  <w:tcBorders>
+                    <w:top w:val="none" w:color="FFFFFF" w:sz="0"/>
+                    <w:left w:val="none" w:color="FFFFFF" w:sz="0"/>
+                    <w:bottom w:val="dotted" w:color="9AA8BC" w:sz="6"/>
+                    <w:right w:val="none" w:color="FFFFFF" w:sz="0"/>
+                  </w:tcBorders>
+                  <w:tcMar>
+                    <w:left w:type="dxa" w:w="0"/>
+                    <w:bottom w:type="dxa" w:w="20"/>
+                    <w:right w:type="dxa" w:w="0"/>
+                  </w:tcMar>
+                  <w:vAlign w:val="bottom"/>
+                </w:tcPr>
+                <w:p>
+                  <w:pPr>
+                    <w:spacing w:after="0" w:before="0"/>
+                  </w:pPr>
+                  <w:r>
+                    <w:rPr>
+                      <w:rFonts w:ascii="Arial" w:cs="Arial" w:eastAsia="Arial" w:hAnsi="Arial"/>
+                      <w:color w:val="5A6B85"/>
+                      <w:sz w:val="21"/>
+                      <w:szCs w:val="21"/>
+                    </w:rPr>
+                    <w:t xml:space="preserve"/>
+                  </w:r>
+                </w:p>
+              </w:tc>
+            </w:tr>
+          </w:tbl>
+          <w:p>
+            <w:pPr>
+              <w:keepNext/>
+              <w:spacing w:after="60" w:before="120"/>
+            </w:pPr>
+            <w:r>
+              <w:rPr>
+                <w:rFonts w:ascii="Arial" w:cs="Arial" w:eastAsia="Arial" w:hAnsi="Arial"/>
+                <w:b/>
+                <w:bCs/>
+                <w:sz w:val="21"/>
+                <w:szCs w:val="21"/>
+              </w:rPr>
+              <w:t xml:space="preserve">What does a VPN do?</w:t>
+            </w:r>
+          </w:p>
+          <w:tbl>
+            <w:tblPr>
+              <w:tblW w:type="dxa" w:w="10026"/>
+              <w:tblBorders>
+                <w:top w:val="single" w:color="auto" w:sz="4"/>
+                <w:left w:val="single" w:color="auto" w:sz="4"/>
+                <w:bottom w:val="single" w:color="auto" w:sz="4"/>
+                <w:right w:val="single" w:color="auto" w:sz="4"/>
+                <w:insideH w:val="single" w:color="auto" w:sz="4"/>
+                <w:insideV w:val="single" w:color="auto" w:sz="4"/>
+              </w:tblBorders>
+            </w:tblPr>
+            <w:tblGrid>
+              <w:gridCol w:w="10026"/>
+            </w:tblGrid>
+            <w:tr>
+              <w:trPr>
+                <w:cantSplit/>
+                <w:trHeight w:val="460" w:hRule="exact"/>
+              </w:trPr>
+              <w:tc>
+                <w:tcPr>
+                  <w:tcW w:type="dxa" w:w="10026"/>
+                  <w:tcBorders>
+                    <w:top w:val="none" w:color="FFFFFF" w:sz="0"/>
+                    <w:left w:val="none" w:color="FFFFFF" w:sz="0"/>
+                    <w:bottom w:val="dotted" w:color="9AA8BC" w:sz="6"/>
+                    <w:right w:val="none" w:color="FFFFFF" w:sz="0"/>
+                  </w:tcBorders>
+                  <w:tcMar>
+                    <w:left w:type="dxa" w:w="0"/>
+                    <w:bottom w:type="dxa" w:w="20"/>
+                    <w:right w:type="dxa" w:w="0"/>
+                  </w:tcMar>
+                  <w:vAlign w:val="bottom"/>
+                </w:tcPr>
+                <w:p>
+                  <w:pPr>
+                    <w:spacing w:after="0" w:before="0"/>
+                  </w:pPr>
+                  <w:r>
+                    <w:rPr>
+                      <w:rFonts w:ascii="Arial" w:cs="Arial" w:eastAsia="Arial" w:hAnsi="Arial"/>
+                      <w:color w:val="5A6B85"/>
+                      <w:sz w:val="21"/>
+                      <w:szCs w:val="21"/>
+                    </w:rPr>
+                    <w:t xml:space="preserve"/>
+                  </w:r>
+                </w:p>
+              </w:tc>
+            </w:tr>
+            <w:tr>
+              <w:trPr>
+                <w:cantSplit/>
+                <w:trHeight w:val="460" w:hRule="exact"/>
+              </w:trPr>
+              <w:tc>
+                <w:tcPr>
+                  <w:tcW w:type="dxa" w:w="10026"/>
+                  <w:tcBorders>
+                    <w:top w:val="none" w:color="FFFFFF" w:sz="0"/>
+                    <w:left w:val="none" w:color="FFFFFF" w:sz="0"/>
+                    <w:bottom w:val="dotted" w:color="9AA8BC" w:sz="6"/>
+                    <w:right w:val="none" w:color="FFFFFF" w:sz="0"/>
+                  </w:tcBorders>
+                  <w:tcMar>
+                    <w:left w:type="dxa" w:w="0"/>
+                    <w:bottom w:type="dxa" w:w="20"/>
+                    <w:right w:type="dxa" w:w="0"/>
+                  </w:tcMar>
+                  <w:vAlign w:val="bottom"/>
+                </w:tcPr>
+                <w:p>
+                  <w:pPr>
+                    <w:spacing w:after="0" w:before="0"/>
+                  </w:pPr>
+                  <w:r>
+                    <w:rPr>
+                      <w:rFonts w:ascii="Arial" w:cs="Arial" w:eastAsia="Arial" w:hAnsi="Arial"/>
+                      <w:color w:val="5A6B85"/>
+                      <w:sz w:val="21"/>
+                      <w:szCs w:val="21"/>
+                    </w:rPr>
+                    <w:t xml:space="preserve"/>
+                  </w:r>
+                </w:p>
+              </w:tc>
+            </w:tr>
+          </w:tbl>
           <w:p/>
         </w:tc>
       </w:tr>
@@ -2628,6 +3688,112 @@
                 <w:szCs w:val="21"/>
               </w:rPr>
               <w:t xml:space="preserve">List five things a company could do to reduce data interception and theft.</w:t>
+            </w:r>
+          </w:p>
+          <w:tbl>
+            <w:tblPr>
+              <w:tblW w:type="dxa" w:w="10026"/>
+              <w:tblBorders>
+                <w:top w:val="single" w:color="auto" w:sz="4"/>
+                <w:left w:val="single" w:color="auto" w:sz="4"/>
+                <w:bottom w:val="single" w:color="auto" w:sz="4"/>
+                <w:right w:val="single" w:color="auto" w:sz="4"/>
+                <w:insideH w:val="single" w:color="auto" w:sz="4"/>
+                <w:insideV w:val="single" w:color="auto" w:sz="4"/>
+              </w:tblBorders>
+            </w:tblPr>
+            <w:tblGrid>
+              <w:gridCol w:w="10026"/>
+            </w:tblGrid>
+            <w:tr>
+              <w:trPr>
+                <w:cantSplit/>
+                <w:trHeight w:val="460" w:hRule="exact"/>
+              </w:trPr>
+              <w:tc>
+                <w:tcPr>
+                  <w:tcW w:type="dxa" w:w="10026"/>
+                  <w:tcBorders>
+                    <w:top w:val="none" w:color="FFFFFF" w:sz="0"/>
+                    <w:left w:val="none" w:color="FFFFFF" w:sz="0"/>
+                    <w:bottom w:val="dotted" w:color="9AA8BC" w:sz="6"/>
+                    <w:right w:val="none" w:color="FFFFFF" w:sz="0"/>
+                  </w:tcBorders>
+                  <w:tcMar>
+                    <w:left w:type="dxa" w:w="0"/>
+                    <w:bottom w:type="dxa" w:w="20"/>
+                    <w:right w:type="dxa" w:w="0"/>
+                  </w:tcMar>
+                  <w:vAlign w:val="bottom"/>
+                </w:tcPr>
+                <w:p>
+                  <w:pPr>
+                    <w:spacing w:after="0" w:before="0"/>
+                  </w:pPr>
+                  <w:r>
+                    <w:rPr>
+                      <w:rFonts w:ascii="Arial" w:cs="Arial" w:eastAsia="Arial" w:hAnsi="Arial"/>
+                      <w:color w:val="5A6B85"/>
+                      <w:sz w:val="21"/>
+                      <w:szCs w:val="21"/>
+                    </w:rPr>
+                    <w:t xml:space="preserve"/>
+                  </w:r>
+                </w:p>
+              </w:tc>
+            </w:tr>
+            <w:tr>
+              <w:trPr>
+                <w:cantSplit/>
+                <w:trHeight w:val="460" w:hRule="exact"/>
+              </w:trPr>
+              <w:tc>
+                <w:tcPr>
+                  <w:tcW w:type="dxa" w:w="10026"/>
+                  <w:tcBorders>
+                    <w:top w:val="none" w:color="FFFFFF" w:sz="0"/>
+                    <w:left w:val="none" w:color="FFFFFF" w:sz="0"/>
+                    <w:bottom w:val="dotted" w:color="9AA8BC" w:sz="6"/>
+                    <w:right w:val="none" w:color="FFFFFF" w:sz="0"/>
+                  </w:tcBorders>
+                  <w:tcMar>
+                    <w:left w:type="dxa" w:w="0"/>
+                    <w:bottom w:type="dxa" w:w="20"/>
+                    <w:right w:type="dxa" w:w="0"/>
+                  </w:tcMar>
+                  <w:vAlign w:val="bottom"/>
+                </w:tcPr>
+                <w:p>
+                  <w:pPr>
+                    <w:spacing w:after="0" w:before="0"/>
+                  </w:pPr>
+                  <w:r>
+                    <w:rPr>
+                      <w:rFonts w:ascii="Arial" w:cs="Arial" w:eastAsia="Arial" w:hAnsi="Arial"/>
+                      <w:color w:val="5A6B85"/>
+                      <w:sz w:val="21"/>
+                      <w:szCs w:val="21"/>
+                    </w:rPr>
+                    <w:t xml:space="preserve"/>
+                  </w:r>
+                </w:p>
+              </w:tc>
+            </w:tr>
+          </w:tbl>
+          <w:p>
+            <w:pPr>
+              <w:keepNext/>
+              <w:spacing w:after="60" w:before="120"/>
+            </w:pPr>
+            <w:r>
+              <w:rPr>
+                <w:rFonts w:ascii="Arial" w:cs="Arial" w:eastAsia="Arial" w:hAnsi="Arial"/>
+                <w:b/>
+                <w:bCs/>
+                <w:sz w:val="21"/>
+                <w:szCs w:val="21"/>
+              </w:rPr>
+              <w:t xml:space="preserve">Which of these reduce the risk of data interception and theft? Select all that apply.</w:t>
             </w:r>
           </w:p>
           <w:tbl>
@@ -3666,7 +4832,7 @@
                 <w:sz w:val="21"/>
                 <w:szCs w:val="21"/>
               </w:rPr>
-              <w:t xml:space="preserve">What do we mean by people as a weak point?</w:t>
+              <w:t xml:space="preserve">How is data captured in transit, and how can it be protected?</w:t>
             </w:r>
           </w:p>
           <w:tbl>
@@ -3895,7 +5061,7 @@
                 <w:sz w:val="21"/>
                 <w:szCs w:val="21"/>
               </w:rPr>
-              <w:t xml:space="preserve">a)  Describe what is meant by data interception.  </w:t>
+              <w:t xml:space="preserve">a)  Describe how data can be intercepted as it travels across a network.  </w:t>
             </w:r>
             <w:r>
               <w:rPr>
@@ -4010,7 +5176,7 @@
                 <w:sz w:val="21"/>
                 <w:szCs w:val="21"/>
               </w:rPr>
-              <w:t xml:space="preserve">b)  Explain how encryption protects data that is intercepted.  </w:t>
+              <w:t xml:space="preserve">b)  Explain why encryption makes intercepted data useless to an attacker.  </w:t>
             </w:r>
             <w:r>
               <w:rPr>
@@ -4019,7 +5185,7 @@
                 <w:sz w:val="21"/>
                 <w:szCs w:val="21"/>
               </w:rPr>
-              <w:t xml:space="preserve">[2]</w:t>
+              <w:t xml:space="preserve">[3]</w:t>
             </w:r>
           </w:p>
           <w:tbl>
@@ -4111,6 +5277,43 @@
                 </w:p>
               </w:tc>
             </w:tr>
+            <w:tr>
+              <w:trPr>
+                <w:cantSplit/>
+                <w:trHeight w:val="460" w:hRule="exact"/>
+              </w:trPr>
+              <w:tc>
+                <w:tcPr>
+                  <w:tcW w:type="dxa" w:w="10026"/>
+                  <w:tcBorders>
+                    <w:top w:val="none" w:color="FFFFFF" w:sz="0"/>
+                    <w:left w:val="none" w:color="FFFFFF" w:sz="0"/>
+                    <w:bottom w:val="dotted" w:color="9AA8BC" w:sz="6"/>
+                    <w:right w:val="none" w:color="FFFFFF" w:sz="0"/>
+                  </w:tcBorders>
+                  <w:tcMar>
+                    <w:left w:type="dxa" w:w="0"/>
+                    <w:bottom w:type="dxa" w:w="20"/>
+                    <w:right w:type="dxa" w:w="0"/>
+                  </w:tcMar>
+                  <w:vAlign w:val="bottom"/>
+                </w:tcPr>
+                <w:p>
+                  <w:pPr>
+                    <w:spacing w:after="0" w:before="0"/>
+                  </w:pPr>
+                  <w:r>
+                    <w:rPr>
+                      <w:rFonts w:ascii="Arial" w:cs="Arial" w:eastAsia="Arial" w:hAnsi="Arial"/>
+                      <w:color w:val="5A6B85"/>
+                      <w:sz w:val="21"/>
+                      <w:szCs w:val="21"/>
+                    </w:rPr>
+                    <w:t xml:space="preserve"/>
+                  </w:r>
+                </w:p>
+              </w:tc>
+            </w:tr>
           </w:tbl>
           <w:p>
             <w:pPr>
@@ -4125,7 +5328,7 @@
                 <w:sz w:val="21"/>
                 <w:szCs w:val="21"/>
               </w:rPr>
-              <w:t xml:space="preserve">c)  Describe two other ways a company could protect against data interception and theft.  </w:t>
+              <w:t xml:space="preserve">c)  Describe two further measures that reduce the risk of data theft in an office.  </w:t>
             </w:r>
             <w:r>
               <w:rPr>
